--- a/AI Virtual Mouse/docs/Paper/research_paper_ai_virtual_mouse_v2.docx
+++ b/AI Virtual Mouse/docs/Paper/research_paper_ai_virtual_mouse_v2.docx
@@ -31,12 +31,21 @@
       <w:pPr>
         <w:spacing w:after="40"/>
       </w:pPr>
+      <w:proofErr w:type="spellStart"/>
       <w:r>
         <w:rPr>
           <w:color w:val="000000"/>
           <w:sz w:val="17"/>
         </w:rPr>
-        <w:t>Politeknik Negeri Semarang, Semarang, Indonesia</w:t>
+        <w:t>Politeknik</w:t>
+      </w:r>
+      <w:proofErr w:type="spellEnd"/>
+      <w:r>
+        <w:rPr>
+          <w:color w:val="000000"/>
+          <w:sz w:val="17"/>
+        </w:rPr>
+        <w:t xml:space="preserve"> Negeri Semarang, Semarang, Indonesia</w:t>
       </w:r>
     </w:p>
     <w:p>
@@ -122,35 +131,53 @@
             <w:pPr>
               <w:spacing w:after="40"/>
             </w:pPr>
+            <w:proofErr w:type="spellStart"/>
             <w:r>
               <w:rPr>
                 <w:color w:val="000000"/>
                 <w:sz w:val="14"/>
               </w:rPr>
-              <w:t>MediaPipe Tasks</w:t>
-            </w:r>
-          </w:p>
-          <w:p>
-            <w:pPr>
-              <w:spacing w:after="40"/>
-            </w:pPr>
+              <w:t>MediaPipe</w:t>
+            </w:r>
+            <w:proofErr w:type="spellEnd"/>
             <w:r>
               <w:rPr>
                 <w:color w:val="000000"/>
                 <w:sz w:val="14"/>
               </w:rPr>
-              <w:t>MediaPipe Solutions</w:t>
-            </w:r>
-          </w:p>
-          <w:p>
-            <w:pPr>
-              <w:spacing w:after="40"/>
-            </w:pPr>
+              <w:t xml:space="preserve"> Tasks</w:t>
+            </w:r>
+          </w:p>
+          <w:p>
+            <w:pPr>
+              <w:spacing w:after="40"/>
+            </w:pPr>
+            <w:proofErr w:type="spellStart"/>
             <w:r>
               <w:rPr>
                 <w:color w:val="000000"/>
                 <w:sz w:val="14"/>
               </w:rPr>
+              <w:t>MediaPipe</w:t>
+            </w:r>
+            <w:proofErr w:type="spellEnd"/>
+            <w:r>
+              <w:rPr>
+                <w:color w:val="000000"/>
+                <w:sz w:val="14"/>
+              </w:rPr>
+              <w:t xml:space="preserve"> Solutions</w:t>
+            </w:r>
+          </w:p>
+          <w:p>
+            <w:pPr>
+              <w:spacing w:after="40"/>
+            </w:pPr>
+            <w:r>
+              <w:rPr>
+                <w:color w:val="000000"/>
+                <w:sz w:val="14"/>
+              </w:rPr>
               <w:t>point-and-click benchmark</w:t>
             </w:r>
           </w:p>
@@ -205,7 +232,71 @@
                 <w:color w:val="000000"/>
                 <w:sz w:val="14"/>
               </w:rPr>
-              <w:t>Vision-based virtual mouse systems provide a low-cost route for contactless human-computer interaction, but tutorial-style gesture implementations often suffer from unstable click behavior when used in repeated target-acquisition tasks. This study evaluates an AI Virtual Mouse prototype by comparing a baseline hand-control pipeline with an improved pipeline in a controlled point-and-click benchmark. The baseline condition follows tutorial-style gesture semantics: index-only movement and index-plus-middle-finger pinch clicking. The improved condition uses a shared hand-control pipeline with MediaPipe Tasks backend support, adaptive cursor smoothing, stable pinch click detection, click debouncing, optional calibration hooks, and an open-palm pause gesture. To avoid unintended desktop interaction during evaluation, the benchmark uses a simulated cursor inside a Pygame window and never moves the operating-system mouse. Five baseline and five improved hand-input sessions were analyzed. Both conditions achieved 100% target hit rate. However, the improved pipeline reduced average false clicks from 192.8 to 4.2 and reduced average total clicks from 212.8 to 24.2. Average hit-position jitter was similar between conditions, at 10.548 px for baseline and 10.306 px for improved. Mean completion time was not improved: the baseline averaged 3.085 s, while the improved condition averaged 4.963 s because one improved session contained a large outlier. These results support the limited claim that the improved hand-control pipeline greatly reduced unintended clicks while preserving 100% target acquisition success in the controlled benchmark.</w:t>
+              <w:t xml:space="preserve">Vision-based virtual mouse systems provide a low-cost route for contactless human-computer interaction, but tutorial-style gesture implementations often suffer from unstable click behavior when used in repeated target-acquisition tasks. This study evaluates an AI Virtual Mouse prototype by comparing a baseline hand-control pipeline with an improved pipeline in a controlled point-and-click benchmark. The baseline condition follows tutorial-style gesture semantics: index-only movement and index-plus-middle-finger pinch clicking. The improved condition uses a shared hand-control pipeline with </w:t>
+            </w:r>
+            <w:proofErr w:type="spellStart"/>
+            <w:r>
+              <w:rPr>
+                <w:color w:val="000000"/>
+                <w:sz w:val="14"/>
+              </w:rPr>
+              <w:t>MediaPipe</w:t>
+            </w:r>
+            <w:proofErr w:type="spellEnd"/>
+            <w:r>
+              <w:rPr>
+                <w:color w:val="000000"/>
+                <w:sz w:val="14"/>
+              </w:rPr>
+              <w:t xml:space="preserve"> Tasks backend support, adaptive cursor smoothing, stable pinch click detection, click debouncing, optional calibration hooks, and an open-palm pause gesture. To avoid unintended desktop interaction during evaluation, the benchmark uses a simulated cursor inside a </w:t>
+            </w:r>
+            <w:proofErr w:type="spellStart"/>
+            <w:r>
+              <w:rPr>
+                <w:color w:val="000000"/>
+                <w:sz w:val="14"/>
+              </w:rPr>
+              <w:t>Pygame</w:t>
+            </w:r>
+            <w:proofErr w:type="spellEnd"/>
+            <w:r>
+              <w:rPr>
+                <w:color w:val="000000"/>
+                <w:sz w:val="14"/>
+              </w:rPr>
+              <w:t xml:space="preserve"> window and never moves the operating-system mouse. Five baseline and five improved hand-input sessions were analyzed. Both conditions achieved 100% target hit rate. However, the improved pipeline reduced average false clicks from 192.8 to 4.2 and reduced average total clicks from 212.8 to 24.2. Average hit-position jitter was similar between conditions, at 10.548 </w:t>
+            </w:r>
+            <w:proofErr w:type="spellStart"/>
+            <w:r>
+              <w:rPr>
+                <w:color w:val="000000"/>
+                <w:sz w:val="14"/>
+              </w:rPr>
+              <w:t>px</w:t>
+            </w:r>
+            <w:proofErr w:type="spellEnd"/>
+            <w:r>
+              <w:rPr>
+                <w:color w:val="000000"/>
+                <w:sz w:val="14"/>
+              </w:rPr>
+              <w:t xml:space="preserve"> for baseline and 10.306 </w:t>
+            </w:r>
+            <w:proofErr w:type="spellStart"/>
+            <w:r>
+              <w:rPr>
+                <w:color w:val="000000"/>
+                <w:sz w:val="14"/>
+              </w:rPr>
+              <w:t>px</w:t>
+            </w:r>
+            <w:proofErr w:type="spellEnd"/>
+            <w:r>
+              <w:rPr>
+                <w:color w:val="000000"/>
+                <w:sz w:val="14"/>
+              </w:rPr>
+              <w:t xml:space="preserve"> for improved. Mean completion time was not improved: the baseline averaged 3.085 s, while the improved condition averaged 4.963 s because one improved session contained a large outlier. These results support the limited claim that the improved hand-control pipeline greatly reduced unintended clicks while preserving 100% target acquisition success in the controlled benchmark.</w:t>
             </w:r>
           </w:p>
         </w:tc>
@@ -241,6 +332,7 @@
     </w:p>
     <w:p>
       <w:pPr>
+        <w:ind w:firstLine="720"/>
         <w:jc w:val="both"/>
       </w:pPr>
       <w:r>
@@ -253,6 +345,7 @@
     <w:p>
       <w:pPr>
         <w:pStyle w:val="BodyText"/>
+        <w:ind w:firstLine="720"/>
         <w:jc w:val="both"/>
       </w:pPr>
       <w:r>
@@ -265,13 +358,28 @@
     <w:p>
       <w:pPr>
         <w:pStyle w:val="BodyText"/>
+        <w:ind w:firstLine="720"/>
         <w:jc w:val="both"/>
       </w:pPr>
       <w:r>
         <w:rPr>
           <w:color w:val="000000"/>
         </w:rPr>
-        <w:t>This project evaluates an AI Virtual Mouse experimental prototype that preserves a tutorial-compatible baseline while introducing a more controlled hand-input pipeline. The improved pipeline uses a modern MediaPipe Tasks hand tracker path, adaptive smoothing, stable pinch click logic, debouncing, optional calibration, pause behavior, and shared runtime modules. The evaluation does not attempt to prove that a virtual mouse can replace a physical mouse. Instead, it asks a narrower question: under the same controlled point-and-click benchmark, does the improved hand-control pipeline reduce unintended clicks while preserving target acquisition success?</w:t>
+        <w:t xml:space="preserve">This project evaluates an AI Virtual Mouse experimental prototype that preserves a tutorial-compatible baseline while introducing a more controlled hand-input pipeline. The improved pipeline uses a modern </w:t>
+      </w:r>
+      <w:proofErr w:type="spellStart"/>
+      <w:r>
+        <w:rPr>
+          <w:color w:val="000000"/>
+        </w:rPr>
+        <w:t>MediaPipe</w:t>
+      </w:r>
+      <w:proofErr w:type="spellEnd"/>
+      <w:r>
+        <w:rPr>
+          <w:color w:val="000000"/>
+        </w:rPr>
+        <w:t xml:space="preserve"> Tasks hand tracker path, adaptive smoothing, stable pinch click logic, debouncing, optional calibration, pause behavior, and shared runtime modules. The evaluation does not attempt to prove that a virtual mouse can replace a physical mouse. Instead, it asks a narrower question: under the same controlled point-and-click benchmark, does the improved hand-control pipeline reduce unintended clicks while preserving target acquisition success?</w:t>
       </w:r>
     </w:p>
     <w:p>
@@ -348,6 +456,7 @@
     </w:p>
     <w:p>
       <w:pPr>
+        <w:ind w:firstLine="360"/>
         <w:jc w:val="both"/>
       </w:pPr>
       <w:r>
@@ -391,6 +500,7 @@
     </w:p>
     <w:p>
       <w:pPr>
+        <w:ind w:firstLine="720"/>
         <w:jc w:val="both"/>
       </w:pPr>
       <w:r>
@@ -419,7 +529,21 @@
         <w:rPr>
           <w:color w:val="000000"/>
         </w:rPr>
-        <w:t>]. More recent prototypes often use MediaPipe because it provides real-time hand landmark tracking suitable for webcam-based applications [</w:t>
+        <w:t xml:space="preserve">]. More recent prototypes often use </w:t>
+      </w:r>
+      <w:proofErr w:type="spellStart"/>
+      <w:r>
+        <w:rPr>
+          <w:color w:val="000000"/>
+        </w:rPr>
+        <w:t>MediaPipe</w:t>
+      </w:r>
+      <w:proofErr w:type="spellEnd"/>
+      <w:r>
+        <w:rPr>
+          <w:color w:val="000000"/>
+        </w:rPr>
+        <w:t xml:space="preserve"> because it provides real-time hand landmark tracking suitable for webcam-based applications [</w:t>
       </w:r>
       <w:hyperlink w:anchor="ref-lugaresi_mediapipe_2019">
         <w:r>
@@ -447,13 +571,22 @@
     <w:p>
       <w:pPr>
         <w:pStyle w:val="BodyText"/>
+        <w:ind w:firstLine="720"/>
         <w:jc w:val="both"/>
       </w:pPr>
-      <w:r>
-        <w:rPr>
-          <w:color w:val="000000"/>
-        </w:rPr>
-        <w:t>MediaPipe is a framework for building perception pipelines that combine reusable processing components for real-time applications [</w:t>
+      <w:proofErr w:type="spellStart"/>
+      <w:r>
+        <w:rPr>
+          <w:color w:val="000000"/>
+        </w:rPr>
+        <w:t>MediaPipe</w:t>
+      </w:r>
+      <w:proofErr w:type="spellEnd"/>
+      <w:r>
+        <w:rPr>
+          <w:color w:val="000000"/>
+        </w:rPr>
+        <w:t xml:space="preserve"> is a framework for building perception pipelines that combine reusable processing components for real-time applications [</w:t>
       </w:r>
       <w:hyperlink w:anchor="ref-lugaresi_mediapipe_2019">
         <w:r>
@@ -464,7 +597,21 @@
         <w:rPr>
           <w:color w:val="000000"/>
         </w:rPr>
-        <w:t>]. MediaPipe Hands estimates a hand skeleton from RGB camera input using a palm detector and a hand landmark model [</w:t>
+        <w:t xml:space="preserve">]. </w:t>
+      </w:r>
+      <w:proofErr w:type="spellStart"/>
+      <w:r>
+        <w:rPr>
+          <w:color w:val="000000"/>
+        </w:rPr>
+        <w:t>MediaPipe</w:t>
+      </w:r>
+      <w:proofErr w:type="spellEnd"/>
+      <w:r>
+        <w:rPr>
+          <w:color w:val="000000"/>
+        </w:rPr>
+        <w:t xml:space="preserve"> Hands estimates a hand skeleton from RGB camera input using a palm detector and a hand landmark model [</w:t>
       </w:r>
       <w:hyperlink w:anchor="ref-zhang_mediapipe_2020">
         <w:r>
@@ -475,19 +622,86 @@
         <w:rPr>
           <w:color w:val="000000"/>
         </w:rPr>
-        <w:t>]. In tutorial-style Python projects, this is commonly accessed through MediaPipe Solutions Hands, which exposes a high-level Hands object and returns landmark results through the legacy mediapipe.solutions namespace.</w:t>
+        <w:t xml:space="preserve">]. In tutorial-style Python projects, this is commonly accessed through </w:t>
+      </w:r>
+      <w:proofErr w:type="spellStart"/>
+      <w:r>
+        <w:rPr>
+          <w:color w:val="000000"/>
+        </w:rPr>
+        <w:t>MediaPipe</w:t>
+      </w:r>
+      <w:proofErr w:type="spellEnd"/>
+      <w:r>
+        <w:rPr>
+          <w:color w:val="000000"/>
+        </w:rPr>
+        <w:t xml:space="preserve"> Solutions Hands, which exposes a high-level Hands object and returns landmark results through the legacy </w:t>
+      </w:r>
+      <w:proofErr w:type="spellStart"/>
+      <w:proofErr w:type="gramStart"/>
+      <w:r>
+        <w:rPr>
+          <w:color w:val="000000"/>
+        </w:rPr>
+        <w:t>mediapipe.solutions</w:t>
+      </w:r>
+      <w:proofErr w:type="spellEnd"/>
+      <w:proofErr w:type="gramEnd"/>
+      <w:r>
+        <w:rPr>
+          <w:color w:val="000000"/>
+        </w:rPr>
+        <w:t xml:space="preserve"> namespace.</w:t>
       </w:r>
     </w:p>
     <w:p>
       <w:pPr>
         <w:pStyle w:val="BodyText"/>
+        <w:ind w:firstLine="720"/>
         <w:jc w:val="both"/>
       </w:pPr>
-      <w:r>
-        <w:rPr>
-          <w:color w:val="000000"/>
-        </w:rPr>
-        <w:t>MediaPipe Tasks represents a newer task-oriented API. The Hand Landmarker task loads a .task model bundle and exposes explicit options for image, video, or live-stream inference. It outputs hand landmarks in image coordinates, world-coordinate landmarks, and handedness information [</w:t>
+      <w:proofErr w:type="spellStart"/>
+      <w:r>
+        <w:rPr>
+          <w:color w:val="000000"/>
+        </w:rPr>
+        <w:t>MediaPipe</w:t>
+      </w:r>
+      <w:proofErr w:type="spellEnd"/>
+      <w:r>
+        <w:rPr>
+          <w:color w:val="000000"/>
+        </w:rPr>
+        <w:t xml:space="preserve"> Tasks represents a newer task-oriented API. The Hand </w:t>
+      </w:r>
+      <w:proofErr w:type="spellStart"/>
+      <w:r>
+        <w:rPr>
+          <w:color w:val="000000"/>
+        </w:rPr>
+        <w:t>Landmarker</w:t>
+      </w:r>
+      <w:proofErr w:type="spellEnd"/>
+      <w:r>
+        <w:rPr>
+          <w:color w:val="000000"/>
+        </w:rPr>
+        <w:t xml:space="preserve"> task loads </w:t>
+      </w:r>
+      <w:proofErr w:type="gramStart"/>
+      <w:r>
+        <w:rPr>
+          <w:color w:val="000000"/>
+        </w:rPr>
+        <w:t>a .task</w:t>
+      </w:r>
+      <w:proofErr w:type="gramEnd"/>
+      <w:r>
+        <w:rPr>
+          <w:color w:val="000000"/>
+        </w:rPr>
+        <w:t xml:space="preserve"> model bundle and exposes explicit options for image, video, or live-stream inference. It outputs hand landmarks in image coordinates, world-coordinate landmarks, and handedness information [</w:t>
       </w:r>
       <w:hyperlink w:anchor="ref-google_ai_edge_hand_2026">
         <w:r>
@@ -498,19 +712,76 @@
         <w:rPr>
           <w:color w:val="000000"/>
         </w:rPr>
-        <w:t>]. In this project, the improved runtime treats MediaPipe Tasks as the primary backend and records fallback metadata if the Tasks backend cannot initialize. This distinction matters for reproducibility: MediaPipe Solutions describes the older tutorial-compatible API family, whereas MediaPipe Tasks describes the newer task-based backend used by the improved implementation.</w:t>
+        <w:t xml:space="preserve">]. In this project, the improved runtime treats </w:t>
+      </w:r>
+      <w:proofErr w:type="spellStart"/>
+      <w:r>
+        <w:rPr>
+          <w:color w:val="000000"/>
+        </w:rPr>
+        <w:t>MediaPipe</w:t>
+      </w:r>
+      <w:proofErr w:type="spellEnd"/>
+      <w:r>
+        <w:rPr>
+          <w:color w:val="000000"/>
+        </w:rPr>
+        <w:t xml:space="preserve"> Tasks as the primary backend and records fallback metadata if the Tasks backend cannot initialize. This distinction matters for reproducibility: </w:t>
+      </w:r>
+      <w:proofErr w:type="spellStart"/>
+      <w:r>
+        <w:rPr>
+          <w:color w:val="000000"/>
+        </w:rPr>
+        <w:t>MediaPipe</w:t>
+      </w:r>
+      <w:proofErr w:type="spellEnd"/>
+      <w:r>
+        <w:rPr>
+          <w:color w:val="000000"/>
+        </w:rPr>
+        <w:t xml:space="preserve"> Solutions describes the older tutorial-compatible API family, whereas </w:t>
+      </w:r>
+      <w:proofErr w:type="spellStart"/>
+      <w:r>
+        <w:rPr>
+          <w:color w:val="000000"/>
+        </w:rPr>
+        <w:t>MediaPipe</w:t>
+      </w:r>
+      <w:proofErr w:type="spellEnd"/>
+      <w:r>
+        <w:rPr>
+          <w:color w:val="000000"/>
+        </w:rPr>
+        <w:t xml:space="preserve"> Tasks describes the newer task-based backend used by the improved implementation.</w:t>
       </w:r>
     </w:p>
     <w:p>
       <w:pPr>
         <w:pStyle w:val="BodyText"/>
+        <w:ind w:firstLine="720"/>
         <w:jc w:val="both"/>
       </w:pPr>
       <w:r>
         <w:rPr>
           <w:color w:val="000000"/>
         </w:rPr>
-        <w:t>The benchmark in this work is also informed by pointing-device evaluation. Fitts’ law established a foundational model for target-directed movement [</w:t>
+        <w:t xml:space="preserve">The benchmark in this work is also informed by pointing-device evaluation. </w:t>
+      </w:r>
+      <w:proofErr w:type="spellStart"/>
+      <w:r>
+        <w:rPr>
+          <w:color w:val="000000"/>
+        </w:rPr>
+        <w:t>Fitts’</w:t>
+      </w:r>
+      <w:proofErr w:type="spellEnd"/>
+      <w:r>
+        <w:rPr>
+          <w:color w:val="000000"/>
+        </w:rPr>
+        <w:t xml:space="preserve"> law established a foundational model for target-directed movement [</w:t>
       </w:r>
       <w:hyperlink w:anchor="ref-fitts_information_1954">
         <w:r>
@@ -558,6 +829,7 @@
           <w:rFonts w:ascii="Times New Roman" w:hAnsi="Times New Roman"/>
           <w:color w:val="000000"/>
         </w:rPr>
+        <w:lastRenderedPageBreak/>
         <w:t>3. System Design</w:t>
       </w:r>
     </w:p>
@@ -569,7 +841,21 @@
         <w:rPr>
           <w:color w:val="000000"/>
         </w:rPr>
-        <w:t>The AI Virtual Mouse repository contains two relevant implementations. The first is a frozen tutorial-style implementation in src/video version/, which uses OpenCV [</w:t>
+        <w:t xml:space="preserve">The AI Virtual Mouse repository contains two relevant implementations. The first is a frozen tutorial-style implementation in </w:t>
+      </w:r>
+      <w:proofErr w:type="spellStart"/>
+      <w:r>
+        <w:rPr>
+          <w:color w:val="000000"/>
+        </w:rPr>
+        <w:t>src</w:t>
+      </w:r>
+      <w:proofErr w:type="spellEnd"/>
+      <w:r>
+        <w:rPr>
+          <w:color w:val="000000"/>
+        </w:rPr>
+        <w:t>/video version/, which uses OpenCV [</w:t>
       </w:r>
       <w:hyperlink w:anchor="ref-bradski_opencv_2000">
         <w:r>
@@ -580,14 +866,63 @@
         <w:rPr>
           <w:color w:val="000000"/>
         </w:rPr>
-        <w:t xml:space="preserve">], MediaPipe Solutions </w:t>
-      </w:r>
-      <w:r>
-        <w:rPr>
-          <w:color w:val="000000"/>
-        </w:rPr>
-        <w:lastRenderedPageBreak/>
-        <w:t>Hands, NumPy coordinate interpolation, and AutoPy to move and click the real operating-system cursor. The second is an experimental prototype under src/ai_virtual_mouse_experimental/, which separates configuration, tracking, gesture classification, cursor mapping, smoothing, benchmark logging, and report generation.</w:t>
+        <w:t xml:space="preserve">], </w:t>
+      </w:r>
+      <w:proofErr w:type="spellStart"/>
+      <w:r>
+        <w:rPr>
+          <w:color w:val="000000"/>
+        </w:rPr>
+        <w:t>MediaPipe</w:t>
+      </w:r>
+      <w:proofErr w:type="spellEnd"/>
+      <w:r>
+        <w:rPr>
+          <w:color w:val="000000"/>
+        </w:rPr>
+        <w:t xml:space="preserve"> Solutions Hands, NumPy coordinate interpolation, and </w:t>
+      </w:r>
+      <w:proofErr w:type="spellStart"/>
+      <w:r>
+        <w:rPr>
+          <w:color w:val="000000"/>
+        </w:rPr>
+        <w:t>AutoPy</w:t>
+      </w:r>
+      <w:proofErr w:type="spellEnd"/>
+      <w:r>
+        <w:rPr>
+          <w:color w:val="000000"/>
+        </w:rPr>
+        <w:t xml:space="preserve"> to move and click the real operating-system cursor. The second is an experimental prototype under </w:t>
+      </w:r>
+      <w:proofErr w:type="spellStart"/>
+      <w:r>
+        <w:rPr>
+          <w:color w:val="000000"/>
+        </w:rPr>
+        <w:t>src</w:t>
+      </w:r>
+      <w:proofErr w:type="spellEnd"/>
+      <w:r>
+        <w:rPr>
+          <w:color w:val="000000"/>
+        </w:rPr>
+        <w:t>/</w:t>
+      </w:r>
+      <w:proofErr w:type="spellStart"/>
+      <w:r>
+        <w:rPr>
+          <w:color w:val="000000"/>
+        </w:rPr>
+        <w:t>ai_virtual_mouse_experimental</w:t>
+      </w:r>
+      <w:proofErr w:type="spellEnd"/>
+      <w:r>
+        <w:rPr>
+          <w:color w:val="000000"/>
+        </w:rPr>
+        <w:t>/, which separates configuration, tracking, gesture classification, cursor mapping, smoothing, benchmark logging, and report generation.</w:t>
       </w:r>
     </w:p>
     <w:p>
@@ -606,6 +941,7 @@
     </w:p>
     <w:p>
       <w:pPr>
+        <w:ind w:firstLine="720"/>
         <w:jc w:val="both"/>
       </w:pPr>
       <w:r>
@@ -618,13 +954,28 @@
     <w:p>
       <w:pPr>
         <w:pStyle w:val="BodyText"/>
+        <w:ind w:firstLine="720"/>
         <w:jc w:val="both"/>
       </w:pPr>
       <w:r>
         <w:rPr>
           <w:color w:val="000000"/>
         </w:rPr>
-        <w:t>Clicking is active when the index and middle fingers are both raised. If the Euclidean distance between the index fingertip and middle fingertip is below the configured threshold of 40 px, the baseline emits a click. The baseline condition does not debounce this gesture. Therefore, a held pinch can generate repeated click events across frames, which is expected to increase false clicks in a benchmark where each target requires only one final selection.</w:t>
+        <w:t xml:space="preserve">Clicking is active when the index and middle fingers are both raised. If the Euclidean distance between the index fingertip and middle fingertip is below the configured threshold of 40 </w:t>
+      </w:r>
+      <w:proofErr w:type="spellStart"/>
+      <w:r>
+        <w:rPr>
+          <w:color w:val="000000"/>
+        </w:rPr>
+        <w:t>px</w:t>
+      </w:r>
+      <w:proofErr w:type="spellEnd"/>
+      <w:r>
+        <w:rPr>
+          <w:color w:val="000000"/>
+        </w:rPr>
+        <w:t>, the baseline emits a click. The baseline condition does not debounce this gesture. Therefore, a held pinch can generate repeated click events across frames, which is expected to increase false clicks in a benchmark where each target requires only one final selection.</w:t>
       </w:r>
     </w:p>
     <w:p>
@@ -644,6 +995,7 @@
     </w:p>
     <w:p>
       <w:pPr>
+        <w:ind w:firstLine="720"/>
         <w:jc w:val="both"/>
       </w:pPr>
       <w:r>
@@ -656,18 +1008,34 @@
     <w:p>
       <w:pPr>
         <w:pStyle w:val="BodyText"/>
+        <w:ind w:firstLine="720"/>
         <w:jc w:val="both"/>
       </w:pPr>
       <w:r>
         <w:rPr>
           <w:color w:val="000000"/>
         </w:rPr>
-        <w:t>The improved gesture profile used in the hand-input benchmark is the simple real-mouse profile: index-only movement, stable index-middle pinch click, and open-palm pause. Although the broader improved gesture engine contains drag and scroll classifications, drag and scroll were not evaluated in the benchmark sessions reported here.</w:t>
+        <w:t xml:space="preserve">The improved gesture profile used in the hand-input benchmark is the simple real-mouse profile: index-only movement, stable index-middle pinch </w:t>
+      </w:r>
+      <w:proofErr w:type="gramStart"/>
+      <w:r>
+        <w:rPr>
+          <w:color w:val="000000"/>
+        </w:rPr>
+        <w:t>click</w:t>
+      </w:r>
+      <w:proofErr w:type="gramEnd"/>
+      <w:r>
+        <w:rPr>
+          <w:color w:val="000000"/>
+        </w:rPr>
+        <w:t>, and open-palm pause. Although the broader improved gesture engine contains drag and scroll classifications, drag and scroll were not evaluated in the benchmark sessions reported here.</w:t>
       </w:r>
     </w:p>
     <w:p>
       <w:pPr>
         <w:pStyle w:val="BodyText"/>
+        <w:ind w:firstLine="720"/>
         <w:jc w:val="both"/>
       </w:pPr>
       <w:r>
@@ -680,6 +1048,7 @@
     <w:p>
       <w:pPr>
         <w:pStyle w:val="BodyText"/>
+        <w:ind w:firstLine="720"/>
         <w:jc w:val="both"/>
       </w:pPr>
       <w:r>
@@ -706,13 +1075,28 @@
     </w:p>
     <w:p>
       <w:pPr>
+        <w:ind w:firstLine="720"/>
         <w:jc w:val="both"/>
       </w:pPr>
       <w:r>
         <w:rPr>
           <w:color w:val="000000"/>
         </w:rPr>
-        <w:t>The benchmark mode is intentionally separated from real mouse control. It renders a target and a simulated cursor inside a Pygame window [</w:t>
+        <w:t xml:space="preserve">The benchmark mode is intentionally separated from real mouse control. It renders a target and a simulated cursor inside a </w:t>
+      </w:r>
+      <w:proofErr w:type="spellStart"/>
+      <w:r>
+        <w:rPr>
+          <w:color w:val="000000"/>
+        </w:rPr>
+        <w:t>Pygame</w:t>
+      </w:r>
+      <w:proofErr w:type="spellEnd"/>
+      <w:r>
+        <w:rPr>
+          <w:color w:val="000000"/>
+        </w:rPr>
+        <w:t xml:space="preserve"> window [</w:t>
       </w:r>
       <w:hyperlink w:anchor="ref-pygame_developers_pygame_2026">
         <w:r>
@@ -723,25 +1107,26 @@
         <w:rPr>
           <w:color w:val="000000"/>
         </w:rPr>
-        <w:t>]. Hand-control output updates the simulated cursor position and simulated click state only. The benchmark state explicitly records that it does not control the real operating-system mouse. This design reduces risk during data collection because unstable hand input cannot move or click the user’s desktop.</w:t>
+        <w:t xml:space="preserve">]. Hand-control output updates the simulated cursor position and simulated click state only. The benchmark state explicitly records that it does not control the real operating-system </w:t>
+      </w:r>
+      <w:r>
+        <w:rPr>
+          <w:color w:val="000000"/>
+        </w:rPr>
+        <w:t>mouse. This design reduces risk during data collection because unstable hand input cannot move or click the user’s desktop.</w:t>
       </w:r>
     </w:p>
     <w:p>
       <w:pPr>
         <w:pStyle w:val="BodyText"/>
+        <w:ind w:firstLine="720"/>
         <w:jc w:val="both"/>
       </w:pPr>
       <w:r>
         <w:rPr>
           <w:color w:val="000000"/>
         </w:rPr>
-        <w:t xml:space="preserve">The real mouse runtime remains available as a separate demo mode and requires explicit permission through the runtime flag. It uses additional safety controls, including keyboard quit, open-palm pause, and a corner failsafe. These runtime features support </w:t>
-      </w:r>
-      <w:r>
-        <w:rPr>
-          <w:color w:val="000000"/>
-        </w:rPr>
-        <w:t>demonstration use, but the results in this paper come from benchmark mode only.</w:t>
+        <w:t>The real mouse runtime remains available as a separate demo mode and requires explicit permission through the runtime flag. It uses additional safety controls, including keyboard quit, open-palm pause, and a corner failsafe. These runtime features support demonstration use, but the results in this paper come from benchmark mode only.</w:t>
       </w:r>
     </w:p>
     <w:p>
@@ -762,6 +1147,7 @@
     </w:p>
     <w:p>
       <w:pPr>
+        <w:ind w:firstLine="360"/>
         <w:jc w:val="both"/>
       </w:pPr>
       <w:r>
@@ -791,7 +1177,21 @@
         <w:rPr>
           <w:color w:val="000000"/>
         </w:rPr>
-        <w:t xml:space="preserve"> tutorial-style gesture semantics with index-only movement, index-middle pinch click, fixed smoothing, no debounce, and no pause gesture.</w:t>
+        <w:t xml:space="preserve"> tutorial-style gesture semantics with index-only movement, index-middle pinch </w:t>
+      </w:r>
+      <w:proofErr w:type="gramStart"/>
+      <w:r>
+        <w:rPr>
+          <w:color w:val="000000"/>
+        </w:rPr>
+        <w:t>click</w:t>
+      </w:r>
+      <w:proofErr w:type="gramEnd"/>
+      <w:r>
+        <w:rPr>
+          <w:color w:val="000000"/>
+        </w:rPr>
+        <w:t>, fixed smoothing, no debounce, and no pause gesture.</w:t>
       </w:r>
     </w:p>
     <w:p>
@@ -814,18 +1214,61 @@
         <w:rPr>
           <w:color w:val="000000"/>
         </w:rPr>
-        <w:t xml:space="preserve"> shared hand-control pipeline with MediaPipe Tasks backend support, adaptive smoothing, stable pinch click, debounce, optional calibration hooks, and pause gesture.</w:t>
+        <w:t xml:space="preserve"> shared hand-control pipeline with </w:t>
+      </w:r>
+      <w:proofErr w:type="spellStart"/>
+      <w:r>
+        <w:rPr>
+          <w:color w:val="000000"/>
+        </w:rPr>
+        <w:t>MediaPipe</w:t>
+      </w:r>
+      <w:proofErr w:type="spellEnd"/>
+      <w:r>
+        <w:rPr>
+          <w:color w:val="000000"/>
+        </w:rPr>
+        <w:t xml:space="preserve"> Tasks backend support, adaptive smoothing, stable pinch </w:t>
+      </w:r>
+      <w:proofErr w:type="gramStart"/>
+      <w:r>
+        <w:rPr>
+          <w:color w:val="000000"/>
+        </w:rPr>
+        <w:t>click</w:t>
+      </w:r>
+      <w:proofErr w:type="gramEnd"/>
+      <w:r>
+        <w:rPr>
+          <w:color w:val="000000"/>
+        </w:rPr>
+        <w:t>, debounce, optional calibration hooks, and pause gesture.</w:t>
       </w:r>
     </w:p>
     <w:p>
       <w:pPr>
+        <w:ind w:firstLine="360"/>
         <w:jc w:val="both"/>
       </w:pPr>
       <w:r>
         <w:rPr>
           <w:color w:val="000000"/>
         </w:rPr>
-        <w:t>Each benchmark session presents 20 targets inside a 960 x 640 window. Each target has a radius of 24 px, and the target sequence is generated from the same random seed, 20260527, to keep the task comparable across sessions. A trial is counted as a hit when the simulated cursor click falls within the current target radius. A click outside the target before the hit is counted as a false click for that trial.</w:t>
+        <w:t xml:space="preserve">Each benchmark session presents 20 targets inside a 960 x 640 window. Each target has a radius of 24 </w:t>
+      </w:r>
+      <w:proofErr w:type="spellStart"/>
+      <w:r>
+        <w:rPr>
+          <w:color w:val="000000"/>
+        </w:rPr>
+        <w:t>px</w:t>
+      </w:r>
+      <w:proofErr w:type="spellEnd"/>
+      <w:r>
+        <w:rPr>
+          <w:color w:val="000000"/>
+        </w:rPr>
+        <w:t>, and the target sequence is generated from the same random seed, 20260527, to keep the task comparable across sessions. A trial is counted as a hit when the simulated cursor click falls within the current target radius. A click outside the target before the hit is counted as a false click for that trial.</w:t>
       </w:r>
     </w:p>
     <w:p>
@@ -957,6 +1400,7 @@
     </w:p>
     <w:p>
       <w:pPr>
+        <w:ind w:firstLine="360"/>
         <w:jc w:val="both"/>
       </w:pPr>
       <w:r>
@@ -983,6 +1427,7 @@
     </w:p>
     <w:p>
       <w:pPr>
+        <w:ind w:firstLine="720"/>
         <w:jc w:val="both"/>
       </w:pPr>
       <w:r>
@@ -995,13 +1440,70 @@
     <w:p>
       <w:pPr>
         <w:pStyle w:val="BodyText"/>
+        <w:ind w:firstLine="720"/>
         <w:jc w:val="both"/>
       </w:pPr>
       <w:r>
         <w:rPr>
           <w:color w:val="000000"/>
         </w:rPr>
-        <w:t>Both conditions used hand input. During the saved benchmark sessions, metadata records MediaPipe Tasks as the actual backend used for all ten hand-input runs, including the baseline sessions. The baseline sessions are therefore best interpreted as the tutorial-style gesture condition executed through the shared benchmark environment, not as a pure empirical comparison of the older MediaPipe Solutions runtime against MediaPipe Tasks. The configured backend remains part of the condition definition, while the backend_used metadata records what actually ran.</w:t>
+        <w:t xml:space="preserve">Both conditions used hand input. During the saved benchmark sessions, metadata records </w:t>
+      </w:r>
+      <w:proofErr w:type="spellStart"/>
+      <w:r>
+        <w:rPr>
+          <w:color w:val="000000"/>
+        </w:rPr>
+        <w:t>MediaPipe</w:t>
+      </w:r>
+      <w:proofErr w:type="spellEnd"/>
+      <w:r>
+        <w:rPr>
+          <w:color w:val="000000"/>
+        </w:rPr>
+        <w:t xml:space="preserve"> Tasks as the actual backend used for all ten hand-input runs, including the baseline sessions. The baseline sessions are therefore best interpreted as the tutorial-style gesture condition executed through the shared benchmark environment, not as a pure empirical comparison of the older </w:t>
+      </w:r>
+      <w:proofErr w:type="spellStart"/>
+      <w:r>
+        <w:rPr>
+          <w:color w:val="000000"/>
+        </w:rPr>
+        <w:t>MediaPipe</w:t>
+      </w:r>
+      <w:proofErr w:type="spellEnd"/>
+      <w:r>
+        <w:rPr>
+          <w:color w:val="000000"/>
+        </w:rPr>
+        <w:t xml:space="preserve"> Solutions runtime against </w:t>
+      </w:r>
+      <w:proofErr w:type="spellStart"/>
+      <w:r>
+        <w:rPr>
+          <w:color w:val="000000"/>
+        </w:rPr>
+        <w:t>MediaPipe</w:t>
+      </w:r>
+      <w:proofErr w:type="spellEnd"/>
+      <w:r>
+        <w:rPr>
+          <w:color w:val="000000"/>
+        </w:rPr>
+        <w:t xml:space="preserve"> Tasks. The configured backend remains part of the condition definition, while the </w:t>
+      </w:r>
+      <w:proofErr w:type="spellStart"/>
+      <w:r>
+        <w:rPr>
+          <w:color w:val="000000"/>
+        </w:rPr>
+        <w:t>backend_used</w:t>
+      </w:r>
+      <w:proofErr w:type="spellEnd"/>
+      <w:r>
+        <w:rPr>
+          <w:color w:val="000000"/>
+        </w:rPr>
+        <w:t xml:space="preserve"> metadata records what actually ran.</w:t>
       </w:r>
     </w:p>
     <w:p>
@@ -1181,8 +1683,17 @@
                 <w:color w:val="000000"/>
                 <w:sz w:val="16"/>
               </w:rPr>
-              <w:t>960 x 640 px</w:t>
-            </w:r>
+              <w:t xml:space="preserve">960 x 640 </w:t>
+            </w:r>
+            <w:proofErr w:type="spellStart"/>
+            <w:r>
+              <w:rPr>
+                <w:color w:val="000000"/>
+                <w:sz w:val="16"/>
+              </w:rPr>
+              <w:t>px</w:t>
+            </w:r>
+            <w:proofErr w:type="spellEnd"/>
           </w:p>
         </w:tc>
       </w:tr>
@@ -1218,8 +1729,17 @@
                 <w:color w:val="000000"/>
                 <w:sz w:val="16"/>
               </w:rPr>
-              <w:t>24 px</w:t>
-            </w:r>
+              <w:t xml:space="preserve">24 </w:t>
+            </w:r>
+            <w:proofErr w:type="spellStart"/>
+            <w:r>
+              <w:rPr>
+                <w:color w:val="000000"/>
+                <w:sz w:val="16"/>
+              </w:rPr>
+              <w:t>px</w:t>
+            </w:r>
+            <w:proofErr w:type="spellEnd"/>
           </w:p>
         </w:tc>
       </w:tr>
@@ -1292,7 +1812,23 @@
                 <w:color w:val="000000"/>
                 <w:sz w:val="16"/>
               </w:rPr>
-              <w:t>Simulated Pygame cursor</w:t>
+              <w:t xml:space="preserve">Simulated </w:t>
+            </w:r>
+            <w:proofErr w:type="spellStart"/>
+            <w:r>
+              <w:rPr>
+                <w:color w:val="000000"/>
+                <w:sz w:val="16"/>
+              </w:rPr>
+              <w:t>Pygame</w:t>
+            </w:r>
+            <w:proofErr w:type="spellEnd"/>
+            <w:r>
+              <w:rPr>
+                <w:color w:val="000000"/>
+                <w:sz w:val="16"/>
+              </w:rPr>
+              <w:t xml:space="preserve"> cursor</w:t>
             </w:r>
           </w:p>
         </w:tc>
@@ -1311,6 +1847,7 @@
                 <w:color w:val="000000"/>
                 <w:sz w:val="16"/>
               </w:rPr>
+              <w:lastRenderedPageBreak/>
               <w:t>Operating-system mouse movement during benchmark</w:t>
             </w:r>
           </w:p>
@@ -1374,7 +1911,6 @@
           <w:b/>
           <w:color w:val="000000"/>
         </w:rPr>
-        <w:lastRenderedPageBreak/>
         <w:t>Table 2. Average performance of baseline and improved hand-input sessions.</w:t>
       </w:r>
     </w:p>
@@ -1793,8 +2329,17 @@
                 <w:color w:val="000000"/>
                 <w:sz w:val="16"/>
               </w:rPr>
-              <w:t>10.548 px</w:t>
-            </w:r>
+              <w:t xml:space="preserve">10.548 </w:t>
+            </w:r>
+            <w:proofErr w:type="spellStart"/>
+            <w:r>
+              <w:rPr>
+                <w:color w:val="000000"/>
+                <w:sz w:val="16"/>
+              </w:rPr>
+              <w:t>px</w:t>
+            </w:r>
+            <w:proofErr w:type="spellEnd"/>
           </w:p>
         </w:tc>
         <w:tc>
@@ -1811,8 +2356,17 @@
                 <w:color w:val="000000"/>
                 <w:sz w:val="16"/>
               </w:rPr>
-              <w:t>10.306 px</w:t>
-            </w:r>
+              <w:t xml:space="preserve">10.306 </w:t>
+            </w:r>
+            <w:proofErr w:type="spellStart"/>
+            <w:r>
+              <w:rPr>
+                <w:color w:val="000000"/>
+                <w:sz w:val="16"/>
+              </w:rPr>
+              <w:t>px</w:t>
+            </w:r>
+            <w:proofErr w:type="spellEnd"/>
           </w:p>
         </w:tc>
         <w:tc>
@@ -1837,18 +2391,34 @@
     <w:p>
       <w:pPr>
         <w:pStyle w:val="BodyText"/>
+        <w:ind w:firstLine="720"/>
         <w:jc w:val="both"/>
       </w:pPr>
       <w:r>
         <w:rPr>
           <w:color w:val="000000"/>
         </w:rPr>
-        <w:t>The clearest difference is click reliability. Both conditions hit every target, but the baseline generated an average of 192.8 false clicks per session. The improved condition generated an average of 4.2 false clicks per session, a reduction of approximately 97.8%. Total clicks also decreased from 212.8 to 24.2 on average, showing that the improved click mechanism emitted far fewer unintended selections.</w:t>
+        <w:t xml:space="preserve">The clearest difference is </w:t>
+      </w:r>
+      <w:proofErr w:type="gramStart"/>
+      <w:r>
+        <w:rPr>
+          <w:color w:val="000000"/>
+        </w:rPr>
+        <w:t>click</w:t>
+      </w:r>
+      <w:proofErr w:type="gramEnd"/>
+      <w:r>
+        <w:rPr>
+          <w:color w:val="000000"/>
+        </w:rPr>
+        <w:t xml:space="preserve"> reliability. Both conditions hit every target, but the baseline generated an average of 192.8 false clicks per session. The improved condition generated an average of 4.2 false clicks per session, a reduction of approximately 97.8%. Total clicks also decreased from 212.8 to 24.2 on average, showing that the improved click mechanism emitted far fewer unintended selections.</w:t>
       </w:r>
     </w:p>
     <w:p>
       <w:pPr>
         <w:pStyle w:val="BodyText"/>
+        <w:ind w:firstLine="720"/>
         <w:jc w:val="both"/>
       </w:pPr>
       <w:r>
@@ -2108,8 +2678,17 @@
                 <w:color w:val="000000"/>
                 <w:sz w:val="16"/>
               </w:rPr>
-              <w:t>10.091 px</w:t>
-            </w:r>
+              <w:t xml:space="preserve">10.091 </w:t>
+            </w:r>
+            <w:proofErr w:type="spellStart"/>
+            <w:r>
+              <w:rPr>
+                <w:color w:val="000000"/>
+                <w:sz w:val="16"/>
+              </w:rPr>
+              <w:t>px</w:t>
+            </w:r>
+            <w:proofErr w:type="spellEnd"/>
           </w:p>
         </w:tc>
       </w:tr>
@@ -2216,8 +2795,17 @@
                 <w:color w:val="000000"/>
                 <w:sz w:val="16"/>
               </w:rPr>
-              <w:t>12.826 px</w:t>
-            </w:r>
+              <w:t xml:space="preserve">12.826 </w:t>
+            </w:r>
+            <w:proofErr w:type="spellStart"/>
+            <w:r>
+              <w:rPr>
+                <w:color w:val="000000"/>
+                <w:sz w:val="16"/>
+              </w:rPr>
+              <w:t>px</w:t>
+            </w:r>
+            <w:proofErr w:type="spellEnd"/>
           </w:p>
         </w:tc>
       </w:tr>
@@ -2324,8 +2912,17 @@
                 <w:color w:val="000000"/>
                 <w:sz w:val="16"/>
               </w:rPr>
-              <w:t>11.263 px</w:t>
-            </w:r>
+              <w:t xml:space="preserve">11.263 </w:t>
+            </w:r>
+            <w:proofErr w:type="spellStart"/>
+            <w:r>
+              <w:rPr>
+                <w:color w:val="000000"/>
+                <w:sz w:val="16"/>
+              </w:rPr>
+              <w:t>px</w:t>
+            </w:r>
+            <w:proofErr w:type="spellEnd"/>
           </w:p>
         </w:tc>
       </w:tr>
@@ -2432,8 +3029,17 @@
                 <w:color w:val="000000"/>
                 <w:sz w:val="16"/>
               </w:rPr>
-              <w:t>9.323 px</w:t>
-            </w:r>
+              <w:t xml:space="preserve">9.323 </w:t>
+            </w:r>
+            <w:proofErr w:type="spellStart"/>
+            <w:r>
+              <w:rPr>
+                <w:color w:val="000000"/>
+                <w:sz w:val="16"/>
+              </w:rPr>
+              <w:t>px</w:t>
+            </w:r>
+            <w:proofErr w:type="spellEnd"/>
           </w:p>
         </w:tc>
       </w:tr>
@@ -2540,8 +3146,17 @@
                 <w:color w:val="000000"/>
                 <w:sz w:val="16"/>
               </w:rPr>
-              <w:t>9.234 px</w:t>
-            </w:r>
+              <w:t xml:space="preserve">9.234 </w:t>
+            </w:r>
+            <w:proofErr w:type="spellStart"/>
+            <w:r>
+              <w:rPr>
+                <w:color w:val="000000"/>
+                <w:sz w:val="16"/>
+              </w:rPr>
+              <w:t>px</w:t>
+            </w:r>
+            <w:proofErr w:type="spellEnd"/>
           </w:p>
         </w:tc>
       </w:tr>
@@ -2559,7 +3174,14 @@
                 <w:color w:val="000000"/>
                 <w:sz w:val="16"/>
               </w:rPr>
-              <w:t>20260529T082245Z-16be5208</w:t>
+              <w:t>202605</w:t>
+            </w:r>
+            <w:r>
+              <w:rPr>
+                <w:color w:val="000000"/>
+                <w:sz w:val="16"/>
+              </w:rPr>
+              <w:t>29T082245Z-16be5208</w:t>
             </w:r>
           </w:p>
         </w:tc>
@@ -2648,8 +3270,17 @@
                 <w:color w:val="000000"/>
                 <w:sz w:val="16"/>
               </w:rPr>
-              <w:t>9.683 px</w:t>
-            </w:r>
+              <w:t xml:space="preserve">9.683 </w:t>
+            </w:r>
+            <w:proofErr w:type="spellStart"/>
+            <w:r>
+              <w:rPr>
+                <w:color w:val="000000"/>
+                <w:sz w:val="16"/>
+              </w:rPr>
+              <w:t>px</w:t>
+            </w:r>
+            <w:proofErr w:type="spellEnd"/>
           </w:p>
         </w:tc>
       </w:tr>
@@ -2756,8 +3387,17 @@
                 <w:color w:val="000000"/>
                 <w:sz w:val="16"/>
               </w:rPr>
-              <w:t>10.972 px</w:t>
-            </w:r>
+              <w:t xml:space="preserve">10.972 </w:t>
+            </w:r>
+            <w:proofErr w:type="spellStart"/>
+            <w:r>
+              <w:rPr>
+                <w:color w:val="000000"/>
+                <w:sz w:val="16"/>
+              </w:rPr>
+              <w:t>px</w:t>
+            </w:r>
+            <w:proofErr w:type="spellEnd"/>
           </w:p>
         </w:tc>
       </w:tr>
@@ -2864,8 +3504,17 @@
                 <w:color w:val="000000"/>
                 <w:sz w:val="16"/>
               </w:rPr>
-              <w:t>10.576 px</w:t>
-            </w:r>
+              <w:t xml:space="preserve">10.576 </w:t>
+            </w:r>
+            <w:proofErr w:type="spellStart"/>
+            <w:r>
+              <w:rPr>
+                <w:color w:val="000000"/>
+                <w:sz w:val="16"/>
+              </w:rPr>
+              <w:t>px</w:t>
+            </w:r>
+            <w:proofErr w:type="spellEnd"/>
           </w:p>
         </w:tc>
       </w:tr>
@@ -2972,8 +3621,17 @@
                 <w:color w:val="000000"/>
                 <w:sz w:val="16"/>
               </w:rPr>
-              <w:t>10.559 px</w:t>
-            </w:r>
+              <w:t xml:space="preserve">10.559 </w:t>
+            </w:r>
+            <w:proofErr w:type="spellStart"/>
+            <w:r>
+              <w:rPr>
+                <w:color w:val="000000"/>
+                <w:sz w:val="16"/>
+              </w:rPr>
+              <w:t>px</w:t>
+            </w:r>
+            <w:proofErr w:type="spellEnd"/>
           </w:p>
         </w:tc>
       </w:tr>
@@ -3080,8 +3738,17 @@
                 <w:color w:val="000000"/>
                 <w:sz w:val="16"/>
               </w:rPr>
-              <w:t>9.738 px</w:t>
-            </w:r>
+              <w:t xml:space="preserve">9.738 </w:t>
+            </w:r>
+            <w:proofErr w:type="spellStart"/>
+            <w:r>
+              <w:rPr>
+                <w:color w:val="000000"/>
+                <w:sz w:val="16"/>
+              </w:rPr>
+              <w:t>px</w:t>
+            </w:r>
+            <w:proofErr w:type="spellEnd"/>
           </w:p>
         </w:tc>
       </w:tr>
@@ -3089,13 +3756,42 @@
     <w:p>
       <w:pPr>
         <w:pStyle w:val="BodyText"/>
+        <w:ind w:firstLine="720"/>
         <w:jc w:val="both"/>
       </w:pPr>
       <w:r>
         <w:rPr>
           <w:color w:val="000000"/>
         </w:rPr>
-        <w:t>Hit-position jitter was similar between conditions. The improved condition averaged 10.306 px compared with 10.548 px for the baseline. This difference is small and should not be treated as strong evidence of superior spatial precision. Other technical metrics from the aggregate report also show mixed behavior: improved sessions had higher mean FPS, but cursor path length and movement jitter estimates were higher. Thus, the strongest supported result is not faster or smoother movement; it is the large reduction in unintended clicks.</w:t>
+        <w:t xml:space="preserve">Hit-position jitter was similar between conditions. The improved condition averaged 10.306 </w:t>
+      </w:r>
+      <w:proofErr w:type="spellStart"/>
+      <w:r>
+        <w:rPr>
+          <w:color w:val="000000"/>
+        </w:rPr>
+        <w:t>px</w:t>
+      </w:r>
+      <w:proofErr w:type="spellEnd"/>
+      <w:r>
+        <w:rPr>
+          <w:color w:val="000000"/>
+        </w:rPr>
+        <w:t xml:space="preserve"> compared with 10.548 </w:t>
+      </w:r>
+      <w:proofErr w:type="spellStart"/>
+      <w:r>
+        <w:rPr>
+          <w:color w:val="000000"/>
+        </w:rPr>
+        <w:t>px</w:t>
+      </w:r>
+      <w:proofErr w:type="spellEnd"/>
+      <w:r>
+        <w:rPr>
+          <w:color w:val="000000"/>
+        </w:rPr>
+        <w:t xml:space="preserve"> for the baseline. This difference is small and should not be treated as strong evidence of superior spatial precision. Other technical metrics from the aggregate report also show mixed behavior: improved sessions had higher mean FPS, but cursor path length and movement jitter estimates were higher. Thus, the strongest supported result is not faster or smoother movement; it is the large reduction in unintended clicks.</w:t>
       </w:r>
     </w:p>
     <w:p>
@@ -3115,6 +3811,7 @@
     </w:p>
     <w:p>
       <w:pPr>
+        <w:ind w:firstLine="720"/>
         <w:jc w:val="both"/>
       </w:pPr>
       <w:r>
@@ -3127,6 +3824,7 @@
     <w:p>
       <w:pPr>
         <w:pStyle w:val="BodyText"/>
+        <w:ind w:firstLine="720"/>
         <w:jc w:val="both"/>
       </w:pPr>
       <w:r>
@@ -3139,6 +3837,7 @@
     <w:p>
       <w:pPr>
         <w:pStyle w:val="BodyText"/>
+        <w:ind w:firstLine="720"/>
         <w:jc w:val="both"/>
       </w:pPr>
       <w:r>
@@ -3151,6 +3850,7 @@
     <w:p>
       <w:pPr>
         <w:pStyle w:val="BodyText"/>
+        <w:ind w:firstLine="720"/>
         <w:jc w:val="both"/>
       </w:pPr>
       <w:r>
@@ -3172,36 +3872,95 @@
           <w:rFonts w:ascii="Times New Roman" w:hAnsi="Times New Roman"/>
           <w:color w:val="000000"/>
         </w:rPr>
+        <w:lastRenderedPageBreak/>
         <w:t>8. Limitations and Threats to Validity</w:t>
       </w:r>
     </w:p>
     <w:p>
       <w:pPr>
+        <w:ind w:firstLine="720"/>
         <w:jc w:val="both"/>
       </w:pPr>
       <w:r>
         <w:rPr>
           <w:color w:val="000000"/>
         </w:rPr>
-        <w:t>This study has several limitations. First, the sample size is small: only five sessions per condition were analyzed. Second, participant diversity is not established from the available artifacts, so the results may reflect one operator’s behavior, hardware, camera placement, and lighting. Third, the benchmark uses a short controlled point-and-click task and does not evaluate dragging, scrolling, text selection, menu navigation, or long-duration fatigue.</w:t>
+        <w:t xml:space="preserve">This study has several limitations. First, the sample size is small: only five sessions per condition were analyzed. Second, participant diversity is not established from the available artifacts, so the results may reflect one operator’s behavior, hardware, camera placement, and lighting. Third, the benchmark uses a </w:t>
+      </w:r>
+      <w:proofErr w:type="gramStart"/>
+      <w:r>
+        <w:rPr>
+          <w:color w:val="000000"/>
+        </w:rPr>
+        <w:t>short controlled</w:t>
+      </w:r>
+      <w:proofErr w:type="gramEnd"/>
+      <w:r>
+        <w:rPr>
+          <w:color w:val="000000"/>
+        </w:rPr>
+        <w:t xml:space="preserve"> point-and-click task and does not evaluate dragging, scrolling, text selection, menu navigation, or long-duration fatigue.</w:t>
       </w:r>
     </w:p>
     <w:p>
       <w:pPr>
         <w:pStyle w:val="BodyText"/>
+        <w:ind w:firstLine="720"/>
         <w:jc w:val="both"/>
       </w:pPr>
       <w:r>
         <w:rPr>
           <w:color w:val="000000"/>
         </w:rPr>
-        <w:lastRenderedPageBreak/>
-        <w:t>Fourth, no statistical significance test is reported. The descriptive results are sufficient to show a large false-click reduction in the collected sessions, but they are not sufficient to support broad population-level claims. Fifth, the saved hand-input sessions report MediaPipe Tasks as the actual backend used in both conditions. Consequently, the experiment does not isolate MediaPipe Solutions versus MediaPipe Tasks as an independent variable. It primarily compares baseline and improved gesture semantics within the benchmark environment.</w:t>
+        <w:t xml:space="preserve">Fourth, no statistical significance test is reported. The descriptive results are sufficient to show a large false-click reduction in the collected sessions, but they are not sufficient to support broad population-level claims. Fifth, the saved hand-input sessions report </w:t>
+      </w:r>
+      <w:proofErr w:type="spellStart"/>
+      <w:r>
+        <w:rPr>
+          <w:color w:val="000000"/>
+        </w:rPr>
+        <w:t>MediaPipe</w:t>
+      </w:r>
+      <w:proofErr w:type="spellEnd"/>
+      <w:r>
+        <w:rPr>
+          <w:color w:val="000000"/>
+        </w:rPr>
+        <w:t xml:space="preserve"> Tasks as the actual backend used in both conditions. Consequently, the experiment does not isolate </w:t>
+      </w:r>
+      <w:proofErr w:type="spellStart"/>
+      <w:r>
+        <w:rPr>
+          <w:color w:val="000000"/>
+        </w:rPr>
+        <w:t>MediaPipe</w:t>
+      </w:r>
+      <w:proofErr w:type="spellEnd"/>
+      <w:r>
+        <w:rPr>
+          <w:color w:val="000000"/>
+        </w:rPr>
+        <w:t xml:space="preserve"> Solutions versus </w:t>
+      </w:r>
+      <w:proofErr w:type="spellStart"/>
+      <w:r>
+        <w:rPr>
+          <w:color w:val="000000"/>
+        </w:rPr>
+        <w:t>MediaPipe</w:t>
+      </w:r>
+      <w:proofErr w:type="spellEnd"/>
+      <w:r>
+        <w:rPr>
+          <w:color w:val="000000"/>
+        </w:rPr>
+        <w:t xml:space="preserve"> Tasks as an independent variable. It primarily compares baseline and improved gesture semantics within the benchmark environment.</w:t>
       </w:r>
     </w:p>
     <w:p>
       <w:pPr>
         <w:pStyle w:val="BodyText"/>
+        <w:ind w:firstLine="720"/>
         <w:jc w:val="both"/>
       </w:pPr>
       <w:r>
@@ -3228,6 +3987,7 @@
     </w:p>
     <w:p>
       <w:pPr>
+        <w:ind w:firstLine="720"/>
         <w:jc w:val="both"/>
       </w:pPr>
       <w:r>
@@ -3240,6 +4000,7 @@
     <w:p>
       <w:pPr>
         <w:pStyle w:val="BodyText"/>
+        <w:ind w:firstLine="720"/>
         <w:jc w:val="both"/>
       </w:pPr>
       <w:r>
@@ -3266,13 +4027,44 @@
     </w:p>
     <w:p>
       <w:pPr>
+        <w:ind w:firstLine="720"/>
         <w:jc w:val="both"/>
       </w:pPr>
       <w:r>
         <w:rPr>
           <w:color w:val="000000"/>
         </w:rPr>
-        <w:t>This appendix records the benchmark configuration, session identifiers, and raw session-level metrics used in the descriptive analysis. The artifacts are retained in outputs/sessions/, with one folder per benchmark session containing metadata.json, trials.csv, completion_times.svg, and report.md.</w:t>
+        <w:t xml:space="preserve">This appendix records the benchmark configuration, session identifiers, and raw session-level metrics used in the descriptive analysis. The artifacts are retained in outputs/sessions/, with one folder per benchmark session containing </w:t>
+      </w:r>
+      <w:proofErr w:type="spellStart"/>
+      <w:proofErr w:type="gramStart"/>
+      <w:r>
+        <w:rPr>
+          <w:color w:val="000000"/>
+        </w:rPr>
+        <w:t>metadata.json</w:t>
+      </w:r>
+      <w:proofErr w:type="spellEnd"/>
+      <w:proofErr w:type="gramEnd"/>
+      <w:r>
+        <w:rPr>
+          <w:color w:val="000000"/>
+        </w:rPr>
+        <w:t xml:space="preserve">, trials.csv, </w:t>
+      </w:r>
+      <w:proofErr w:type="spellStart"/>
+      <w:r>
+        <w:rPr>
+          <w:color w:val="000000"/>
+        </w:rPr>
+        <w:t>completion_times.svg</w:t>
+      </w:r>
+      <w:proofErr w:type="spellEnd"/>
+      <w:r>
+        <w:rPr>
+          <w:color w:val="000000"/>
+        </w:rPr>
+        <w:t>, and report.md.</w:t>
       </w:r>
     </w:p>
     <w:p>
@@ -3427,7 +4219,23 @@
                 <w:color w:val="000000"/>
                 <w:sz w:val="16"/>
               </w:rPr>
-              <w:t>Simulated Pygame cursor; operating-system mouse movement disabled</w:t>
+              <w:t xml:space="preserve">Simulated </w:t>
+            </w:r>
+            <w:proofErr w:type="spellStart"/>
+            <w:r>
+              <w:rPr>
+                <w:color w:val="000000"/>
+                <w:sz w:val="16"/>
+              </w:rPr>
+              <w:t>Pygame</w:t>
+            </w:r>
+            <w:proofErr w:type="spellEnd"/>
+            <w:r>
+              <w:rPr>
+                <w:color w:val="000000"/>
+                <w:sz w:val="16"/>
+              </w:rPr>
+              <w:t xml:space="preserve"> cursor; operating-system mouse movement disabled</w:t>
             </w:r>
           </w:p>
         </w:tc>
@@ -3571,8 +4379,17 @@
                 <w:color w:val="000000"/>
                 <w:sz w:val="16"/>
               </w:rPr>
-              <w:t>960 x 640 px</w:t>
-            </w:r>
+              <w:t xml:space="preserve">960 x 640 </w:t>
+            </w:r>
+            <w:proofErr w:type="spellStart"/>
+            <w:r>
+              <w:rPr>
+                <w:color w:val="000000"/>
+                <w:sz w:val="16"/>
+              </w:rPr>
+              <w:t>px</w:t>
+            </w:r>
+            <w:proofErr w:type="spellEnd"/>
           </w:p>
         </w:tc>
       </w:tr>
@@ -3607,8 +4424,17 @@
                 <w:color w:val="000000"/>
                 <w:sz w:val="16"/>
               </w:rPr>
-              <w:t>24 px</w:t>
-            </w:r>
+              <w:t xml:space="preserve">24 </w:t>
+            </w:r>
+            <w:proofErr w:type="spellStart"/>
+            <w:r>
+              <w:rPr>
+                <w:color w:val="000000"/>
+                <w:sz w:val="16"/>
+              </w:rPr>
+              <w:t>px</w:t>
+            </w:r>
+            <w:proofErr w:type="spellEnd"/>
           </w:p>
         </w:tc>
       </w:tr>
@@ -3679,7 +4505,23 @@
                 <w:color w:val="000000"/>
                 <w:sz w:val="16"/>
               </w:rPr>
-              <w:t>Index-only movement; index-middle pinch click; no debounce</w:t>
+              <w:t xml:space="preserve">Index-only movement; index-middle pinch </w:t>
+            </w:r>
+            <w:proofErr w:type="gramStart"/>
+            <w:r>
+              <w:rPr>
+                <w:color w:val="000000"/>
+                <w:sz w:val="16"/>
+              </w:rPr>
+              <w:t>click</w:t>
+            </w:r>
+            <w:proofErr w:type="gramEnd"/>
+            <w:r>
+              <w:rPr>
+                <w:color w:val="000000"/>
+                <w:sz w:val="16"/>
+              </w:rPr>
+              <w:t>; no debounce</w:t>
             </w:r>
           </w:p>
         </w:tc>
@@ -3715,7 +4557,23 @@
                 <w:color w:val="000000"/>
                 <w:sz w:val="16"/>
               </w:rPr>
-              <w:t>Index-only movement; stable index-middle pinch click; open-palm pause</w:t>
+              <w:t xml:space="preserve">Index-only movement; stable index-middle pinch </w:t>
+            </w:r>
+            <w:proofErr w:type="gramStart"/>
+            <w:r>
+              <w:rPr>
+                <w:color w:val="000000"/>
+                <w:sz w:val="16"/>
+              </w:rPr>
+              <w:t>click</w:t>
+            </w:r>
+            <w:proofErr w:type="gramEnd"/>
+            <w:r>
+              <w:rPr>
+                <w:color w:val="000000"/>
+                <w:sz w:val="16"/>
+              </w:rPr>
+              <w:t>; open-palm pause</w:t>
             </w:r>
           </w:p>
         </w:tc>
@@ -3746,6 +4604,7 @@
             <w:pPr>
               <w:spacing w:after="40"/>
             </w:pPr>
+            <w:proofErr w:type="spellStart"/>
             <w:r>
               <w:rPr>
                 <w:color w:val="000000"/>
@@ -3753,6 +4612,7 @@
               </w:rPr>
               <w:t>mediapipe_solutions</w:t>
             </w:r>
+            <w:proofErr w:type="spellEnd"/>
           </w:p>
         </w:tc>
       </w:tr>
@@ -3782,6 +4642,7 @@
             <w:pPr>
               <w:spacing w:after="40"/>
             </w:pPr>
+            <w:proofErr w:type="spellStart"/>
             <w:r>
               <w:rPr>
                 <w:color w:val="000000"/>
@@ -3789,6 +4650,7 @@
               </w:rPr>
               <w:t>mediapipe_tasks</w:t>
             </w:r>
+            <w:proofErr w:type="spellEnd"/>
           </w:p>
         </w:tc>
       </w:tr>
@@ -3806,14 +4668,7 @@
                 <w:color w:val="000000"/>
                 <w:sz w:val="16"/>
               </w:rPr>
-              <w:t>Actual backend used in saved hand-</w:t>
-            </w:r>
-            <w:r>
-              <w:rPr>
-                <w:color w:val="000000"/>
-                <w:sz w:val="16"/>
-              </w:rPr>
-              <w:t>input sessions</w:t>
+              <w:t>Actual backend used in saved hand-input sessions</w:t>
             </w:r>
           </w:p>
         </w:tc>
@@ -3825,6 +4680,7 @@
             <w:pPr>
               <w:spacing w:after="40"/>
             </w:pPr>
+            <w:proofErr w:type="spellStart"/>
             <w:r>
               <w:rPr>
                 <w:color w:val="000000"/>
@@ -3832,6 +4688,7 @@
               </w:rPr>
               <w:t>mediapipe_tasks</w:t>
             </w:r>
+            <w:proofErr w:type="spellEnd"/>
           </w:p>
         </w:tc>
       </w:tr>
@@ -3911,13 +4768,56 @@
     <w:p>
       <w:pPr>
         <w:pStyle w:val="BodyText"/>
+        <w:ind w:firstLine="720"/>
         <w:jc w:val="both"/>
       </w:pPr>
       <w:r>
         <w:rPr>
           <w:color w:val="000000"/>
         </w:rPr>
-        <w:t>The actual backend field is included because the saved hand-input sessions used MediaPipe Tasks for both conditions. Therefore, these results compare baseline and improved gesture-pipeline behavior in the benchmark environment and should not be interpreted as an isolated MediaPipe Solutions versus MediaPipe Tasks backend study.</w:t>
+        <w:t xml:space="preserve">The actual backend field is included because the saved hand-input sessions used </w:t>
+      </w:r>
+      <w:proofErr w:type="spellStart"/>
+      <w:r>
+        <w:rPr>
+          <w:color w:val="000000"/>
+        </w:rPr>
+        <w:t>MediaPipe</w:t>
+      </w:r>
+      <w:proofErr w:type="spellEnd"/>
+      <w:r>
+        <w:rPr>
+          <w:color w:val="000000"/>
+        </w:rPr>
+        <w:t xml:space="preserve"> Tasks for both conditions. Therefore, these results compare baseline and improved gesture-pipeline behavior in the benchmark environment and should not be interpreted as an isolated </w:t>
+      </w:r>
+      <w:proofErr w:type="spellStart"/>
+      <w:r>
+        <w:rPr>
+          <w:color w:val="000000"/>
+        </w:rPr>
+        <w:t>MediaPipe</w:t>
+      </w:r>
+      <w:proofErr w:type="spellEnd"/>
+      <w:r>
+        <w:rPr>
+          <w:color w:val="000000"/>
+        </w:rPr>
+        <w:t xml:space="preserve"> Solutions versus </w:t>
+      </w:r>
+      <w:proofErr w:type="spellStart"/>
+      <w:r>
+        <w:rPr>
+          <w:color w:val="000000"/>
+        </w:rPr>
+        <w:t>MediaPipe</w:t>
+      </w:r>
+      <w:proofErr w:type="spellEnd"/>
+      <w:r>
+        <w:rPr>
+          <w:color w:val="000000"/>
+        </w:rPr>
+        <w:t xml:space="preserve"> Tasks backend study.</w:t>
       </w:r>
     </w:p>
     <w:p>
@@ -4159,6 +5059,7 @@
             <w:pPr>
               <w:spacing w:after="40"/>
             </w:pPr>
+            <w:proofErr w:type="spellStart"/>
             <w:r>
               <w:rPr>
                 <w:color w:val="000000"/>
@@ -4166,6 +5067,7 @@
               </w:rPr>
               <w:t>mediapipe_solutions</w:t>
             </w:r>
+            <w:proofErr w:type="spellEnd"/>
           </w:p>
         </w:tc>
         <w:tc>
@@ -4176,6 +5078,7 @@
             <w:pPr>
               <w:spacing w:after="40"/>
             </w:pPr>
+            <w:proofErr w:type="spellStart"/>
             <w:r>
               <w:rPr>
                 <w:color w:val="000000"/>
@@ -4183,6 +5086,7 @@
               </w:rPr>
               <w:t>mediapipe_tasks</w:t>
             </w:r>
+            <w:proofErr w:type="spellEnd"/>
           </w:p>
         </w:tc>
         <w:tc>
@@ -4299,6 +5203,7 @@
             <w:pPr>
               <w:spacing w:after="40"/>
             </w:pPr>
+            <w:proofErr w:type="spellStart"/>
             <w:r>
               <w:rPr>
                 <w:color w:val="000000"/>
@@ -4306,6 +5211,7 @@
               </w:rPr>
               <w:t>mediapipe_solutions</w:t>
             </w:r>
+            <w:proofErr w:type="spellEnd"/>
           </w:p>
         </w:tc>
         <w:tc>
@@ -4316,6 +5222,7 @@
             <w:pPr>
               <w:spacing w:after="40"/>
             </w:pPr>
+            <w:proofErr w:type="spellStart"/>
             <w:r>
               <w:rPr>
                 <w:color w:val="000000"/>
@@ -4323,6 +5230,7 @@
               </w:rPr>
               <w:t>mediapipe_tasks</w:t>
             </w:r>
+            <w:proofErr w:type="spellEnd"/>
           </w:p>
         </w:tc>
         <w:tc>
@@ -4439,6 +5347,7 @@
             <w:pPr>
               <w:spacing w:after="40"/>
             </w:pPr>
+            <w:proofErr w:type="spellStart"/>
             <w:r>
               <w:rPr>
                 <w:color w:val="000000"/>
@@ -4446,6 +5355,7 @@
               </w:rPr>
               <w:t>mediapipe_solutions</w:t>
             </w:r>
+            <w:proofErr w:type="spellEnd"/>
           </w:p>
         </w:tc>
         <w:tc>
@@ -4456,6 +5366,7 @@
             <w:pPr>
               <w:spacing w:after="40"/>
             </w:pPr>
+            <w:proofErr w:type="spellStart"/>
             <w:r>
               <w:rPr>
                 <w:color w:val="000000"/>
@@ -4463,6 +5374,7 @@
               </w:rPr>
               <w:t>mediapipe_tasks</w:t>
             </w:r>
+            <w:proofErr w:type="spellEnd"/>
           </w:p>
         </w:tc>
         <w:tc>
@@ -4579,6 +5491,7 @@
             <w:pPr>
               <w:spacing w:after="40"/>
             </w:pPr>
+            <w:proofErr w:type="spellStart"/>
             <w:r>
               <w:rPr>
                 <w:color w:val="000000"/>
@@ -4586,6 +5499,7 @@
               </w:rPr>
               <w:t>mediapipe_solutions</w:t>
             </w:r>
+            <w:proofErr w:type="spellEnd"/>
           </w:p>
         </w:tc>
         <w:tc>
@@ -4596,6 +5510,7 @@
             <w:pPr>
               <w:spacing w:after="40"/>
             </w:pPr>
+            <w:proofErr w:type="spellStart"/>
             <w:r>
               <w:rPr>
                 <w:color w:val="000000"/>
@@ -4603,6 +5518,7 @@
               </w:rPr>
               <w:t>mediapipe_tasks</w:t>
             </w:r>
+            <w:proofErr w:type="spellEnd"/>
           </w:p>
         </w:tc>
         <w:tc>
@@ -4719,6 +5635,7 @@
             <w:pPr>
               <w:spacing w:after="40"/>
             </w:pPr>
+            <w:proofErr w:type="spellStart"/>
             <w:r>
               <w:rPr>
                 <w:color w:val="000000"/>
@@ -4726,6 +5643,7 @@
               </w:rPr>
               <w:t>mediapipe_solutions</w:t>
             </w:r>
+            <w:proofErr w:type="spellEnd"/>
           </w:p>
         </w:tc>
         <w:tc>
@@ -4736,6 +5654,7 @@
             <w:pPr>
               <w:spacing w:after="40"/>
             </w:pPr>
+            <w:proofErr w:type="spellStart"/>
             <w:r>
               <w:rPr>
                 <w:color w:val="000000"/>
@@ -4743,6 +5662,7 @@
               </w:rPr>
               <w:t>mediapipe_tasks</w:t>
             </w:r>
+            <w:proofErr w:type="spellEnd"/>
           </w:p>
         </w:tc>
         <w:tc>
@@ -4859,6 +5779,7 @@
             <w:pPr>
               <w:spacing w:after="40"/>
             </w:pPr>
+            <w:proofErr w:type="spellStart"/>
             <w:r>
               <w:rPr>
                 <w:color w:val="000000"/>
@@ -4866,6 +5787,7 @@
               </w:rPr>
               <w:t>mediapipe_tasks</w:t>
             </w:r>
+            <w:proofErr w:type="spellEnd"/>
           </w:p>
         </w:tc>
         <w:tc>
@@ -4876,6 +5798,7 @@
             <w:pPr>
               <w:spacing w:after="40"/>
             </w:pPr>
+            <w:proofErr w:type="spellStart"/>
             <w:r>
               <w:rPr>
                 <w:color w:val="000000"/>
@@ -4883,6 +5806,7 @@
               </w:rPr>
               <w:t>mediapipe_tasks</w:t>
             </w:r>
+            <w:proofErr w:type="spellEnd"/>
           </w:p>
         </w:tc>
         <w:tc>
@@ -4970,7 +5894,15 @@
                 <w:color w:val="000000"/>
                 <w:sz w:val="16"/>
               </w:rPr>
-              <w:t>20260529T082343Z-64ce4063</w:t>
+              <w:t>20260529</w:t>
+            </w:r>
+            <w:r>
+              <w:rPr>
+                <w:color w:val="000000"/>
+                <w:sz w:val="16"/>
+              </w:rPr>
+              <w:lastRenderedPageBreak/>
+              <w:t>T082343Z-64ce4063</w:t>
             </w:r>
           </w:p>
         </w:tc>
@@ -4987,6 +5919,7 @@
                 <w:color w:val="000000"/>
                 <w:sz w:val="16"/>
               </w:rPr>
+              <w:lastRenderedPageBreak/>
               <w:t>improved</w:t>
             </w:r>
           </w:p>
@@ -4999,13 +5932,23 @@
             <w:pPr>
               <w:spacing w:after="40"/>
             </w:pPr>
-            <w:r>
-              <w:rPr>
-                <w:color w:val="000000"/>
-                <w:sz w:val="16"/>
-              </w:rPr>
-              <w:t>mediapipe_tasks</w:t>
-            </w:r>
+            <w:proofErr w:type="spellStart"/>
+            <w:r>
+              <w:rPr>
+                <w:color w:val="000000"/>
+                <w:sz w:val="16"/>
+              </w:rPr>
+              <w:t>mediapipe_</w:t>
+            </w:r>
+            <w:r>
+              <w:rPr>
+                <w:color w:val="000000"/>
+                <w:sz w:val="16"/>
+              </w:rPr>
+              <w:lastRenderedPageBreak/>
+              <w:t>tasks</w:t>
+            </w:r>
+            <w:proofErr w:type="spellEnd"/>
           </w:p>
         </w:tc>
         <w:tc>
@@ -5016,13 +5959,24 @@
             <w:pPr>
               <w:spacing w:after="40"/>
             </w:pPr>
-            <w:r>
-              <w:rPr>
-                <w:color w:val="000000"/>
-                <w:sz w:val="16"/>
-              </w:rPr>
-              <w:t>mediapipe_tasks</w:t>
-            </w:r>
+            <w:proofErr w:type="spellStart"/>
+            <w:r>
+              <w:rPr>
+                <w:color w:val="000000"/>
+                <w:sz w:val="16"/>
+              </w:rPr>
+              <w:lastRenderedPageBreak/>
+              <w:t>mediapipe_</w:t>
+            </w:r>
+            <w:r>
+              <w:rPr>
+                <w:color w:val="000000"/>
+                <w:sz w:val="16"/>
+              </w:rPr>
+              <w:lastRenderedPageBreak/>
+              <w:t>tasks</w:t>
+            </w:r>
+            <w:proofErr w:type="spellEnd"/>
           </w:p>
         </w:tc>
         <w:tc>
@@ -5038,6 +5992,7 @@
                 <w:color w:val="000000"/>
                 <w:sz w:val="16"/>
               </w:rPr>
+              <w:lastRenderedPageBreak/>
               <w:t>simple</w:t>
             </w:r>
           </w:p>
@@ -5110,15 +6065,7 @@
                 <w:color w:val="000000"/>
                 <w:sz w:val="16"/>
               </w:rPr>
-              <w:t>20260529T082543Z-</w:t>
-            </w:r>
-            <w:r>
-              <w:rPr>
-                <w:color w:val="000000"/>
-                <w:sz w:val="16"/>
-              </w:rPr>
-              <w:lastRenderedPageBreak/>
-              <w:t>58d86a0c</w:t>
+              <w:t>20260529T082543Z-58d86a0c</w:t>
             </w:r>
           </w:p>
         </w:tc>
@@ -5135,7 +6082,6 @@
                 <w:color w:val="000000"/>
                 <w:sz w:val="16"/>
               </w:rPr>
-              <w:lastRenderedPageBreak/>
               <w:t>improved</w:t>
             </w:r>
           </w:p>
@@ -5148,6 +6094,7 @@
             <w:pPr>
               <w:spacing w:after="40"/>
             </w:pPr>
+            <w:proofErr w:type="spellStart"/>
             <w:r>
               <w:rPr>
                 <w:color w:val="000000"/>
@@ -5155,6 +6102,7 @@
               </w:rPr>
               <w:t>mediapipe_tasks</w:t>
             </w:r>
+            <w:proofErr w:type="spellEnd"/>
           </w:p>
         </w:tc>
         <w:tc>
@@ -5165,6 +6113,7 @@
             <w:pPr>
               <w:spacing w:after="40"/>
             </w:pPr>
+            <w:proofErr w:type="spellStart"/>
             <w:r>
               <w:rPr>
                 <w:color w:val="000000"/>
@@ -5172,6 +6121,7 @@
               </w:rPr>
               <w:t>mediapipe_tasks</w:t>
             </w:r>
+            <w:proofErr w:type="spellEnd"/>
           </w:p>
         </w:tc>
         <w:tc>
@@ -5288,6 +6238,7 @@
             <w:pPr>
               <w:spacing w:after="40"/>
             </w:pPr>
+            <w:proofErr w:type="spellStart"/>
             <w:r>
               <w:rPr>
                 <w:color w:val="000000"/>
@@ -5295,6 +6246,7 @@
               </w:rPr>
               <w:t>mediapipe_tasks</w:t>
             </w:r>
+            <w:proofErr w:type="spellEnd"/>
           </w:p>
         </w:tc>
         <w:tc>
@@ -5305,6 +6257,7 @@
             <w:pPr>
               <w:spacing w:after="40"/>
             </w:pPr>
+            <w:proofErr w:type="spellStart"/>
             <w:r>
               <w:rPr>
                 <w:color w:val="000000"/>
@@ -5312,6 +6265,7 @@
               </w:rPr>
               <w:t>mediapipe_tasks</w:t>
             </w:r>
+            <w:proofErr w:type="spellEnd"/>
           </w:p>
         </w:tc>
         <w:tc>
@@ -5428,6 +6382,7 @@
             <w:pPr>
               <w:spacing w:after="40"/>
             </w:pPr>
+            <w:proofErr w:type="spellStart"/>
             <w:r>
               <w:rPr>
                 <w:color w:val="000000"/>
@@ -5435,6 +6390,7 @@
               </w:rPr>
               <w:t>mediapipe_tasks</w:t>
             </w:r>
+            <w:proofErr w:type="spellEnd"/>
           </w:p>
         </w:tc>
         <w:tc>
@@ -5445,6 +6401,7 @@
             <w:pPr>
               <w:spacing w:after="40"/>
             </w:pPr>
+            <w:proofErr w:type="spellStart"/>
             <w:r>
               <w:rPr>
                 <w:color w:val="000000"/>
@@ -5452,6 +6409,7 @@
               </w:rPr>
               <w:t>mediapipe_tasks</w:t>
             </w:r>
+            <w:proofErr w:type="spellEnd"/>
           </w:p>
         </w:tc>
         <w:tc>
@@ -5706,7 +6664,23 @@
                 <w:color w:val="000000"/>
                 <w:sz w:val="16"/>
               </w:rPr>
-              <w:t>Hit jitter (px)</w:t>
+              <w:t>Hit jitter (</w:t>
+            </w:r>
+            <w:proofErr w:type="spellStart"/>
+            <w:r>
+              <w:rPr>
+                <w:color w:val="000000"/>
+                <w:sz w:val="16"/>
+              </w:rPr>
+              <w:t>px</w:t>
+            </w:r>
+            <w:proofErr w:type="spellEnd"/>
+            <w:r>
+              <w:rPr>
+                <w:color w:val="000000"/>
+                <w:sz w:val="16"/>
+              </w:rPr>
+              <w:t>)</w:t>
             </w:r>
           </w:p>
         </w:tc>
@@ -5724,7 +6698,23 @@
                 <w:color w:val="000000"/>
                 <w:sz w:val="16"/>
               </w:rPr>
-              <w:t>Path length (px)</w:t>
+              <w:t>Path length (</w:t>
+            </w:r>
+            <w:proofErr w:type="spellStart"/>
+            <w:r>
+              <w:rPr>
+                <w:color w:val="000000"/>
+                <w:sz w:val="16"/>
+              </w:rPr>
+              <w:t>px</w:t>
+            </w:r>
+            <w:proofErr w:type="spellEnd"/>
+            <w:r>
+              <w:rPr>
+                <w:color w:val="000000"/>
+                <w:sz w:val="16"/>
+              </w:rPr>
+              <w:t>)</w:t>
             </w:r>
           </w:p>
         </w:tc>
@@ -5760,7 +6750,23 @@
                 <w:color w:val="000000"/>
                 <w:sz w:val="16"/>
               </w:rPr>
-              <w:t>Movement jitter (px)</w:t>
+              <w:t>Movement jitter (</w:t>
+            </w:r>
+            <w:proofErr w:type="spellStart"/>
+            <w:r>
+              <w:rPr>
+                <w:color w:val="000000"/>
+                <w:sz w:val="16"/>
+              </w:rPr>
+              <w:t>px</w:t>
+            </w:r>
+            <w:proofErr w:type="spellEnd"/>
+            <w:r>
+              <w:rPr>
+                <w:color w:val="000000"/>
+                <w:sz w:val="16"/>
+              </w:rPr>
+              <w:t>)</w:t>
             </w:r>
           </w:p>
         </w:tc>
@@ -6141,7 +7147,14 @@
                 <w:color w:val="000000"/>
                 <w:sz w:val="16"/>
               </w:rPr>
-              <w:t>20260529T081926Z-d9a8080a</w:t>
+              <w:t>20260529T081926Z-d9</w:t>
+            </w:r>
+            <w:r>
+              <w:rPr>
+                <w:color w:val="000000"/>
+                <w:sz w:val="16"/>
+              </w:rPr>
+              <w:t>a8080a</w:t>
             </w:r>
           </w:p>
         </w:tc>
@@ -6322,14 +7335,7 @@
                 <w:color w:val="000000"/>
                 <w:sz w:val="16"/>
               </w:rPr>
-              <w:t>20260529T08202</w:t>
-            </w:r>
-            <w:r>
-              <w:rPr>
-                <w:color w:val="000000"/>
-                <w:sz w:val="16"/>
-              </w:rPr>
-              <w:t>8Z-81083703</w:t>
+              <w:t>20260529T082028Z-81083703</w:t>
             </w:r>
           </w:p>
         </w:tc>
@@ -7234,7 +8240,7 @@
                 <w:color w:val="000000"/>
                 <w:sz w:val="16"/>
               </w:rPr>
-              <w:t>20260529T082652Z-51b683</w:t>
+              <w:t>2026</w:t>
             </w:r>
             <w:r>
               <w:rPr>
@@ -7242,7 +8248,7 @@
                 <w:sz w:val="16"/>
               </w:rPr>
               <w:lastRenderedPageBreak/>
-              <w:t>dd</w:t>
+              <w:t>0529T082652Z-51b683dd</w:t>
             </w:r>
           </w:p>
         </w:tc>
@@ -7369,7 +8375,15 @@
                 <w:color w:val="000000"/>
                 <w:sz w:val="16"/>
               </w:rPr>
-              <w:t>10180.34</w:t>
+              <w:t>10180.3</w:t>
+            </w:r>
+            <w:r>
+              <w:rPr>
+                <w:color w:val="000000"/>
+                <w:sz w:val="16"/>
+              </w:rPr>
+              <w:lastRenderedPageBreak/>
+              <w:t>4</w:t>
             </w:r>
           </w:p>
         </w:tc>
@@ -7387,6 +8401,7 @@
                 <w:color w:val="000000"/>
                 <w:sz w:val="16"/>
               </w:rPr>
+              <w:lastRenderedPageBreak/>
               <w:t>36.2</w:t>
             </w:r>
           </w:p>
@@ -7986,7 +9001,23 @@
                 <w:color w:val="000000"/>
                 <w:sz w:val="16"/>
               </w:rPr>
-              <w:t>Hit-position jitter (px)</w:t>
+              <w:t>Hit-position jitter (</w:t>
+            </w:r>
+            <w:proofErr w:type="spellStart"/>
+            <w:r>
+              <w:rPr>
+                <w:color w:val="000000"/>
+                <w:sz w:val="16"/>
+              </w:rPr>
+              <w:t>px</w:t>
+            </w:r>
+            <w:proofErr w:type="spellEnd"/>
+            <w:r>
+              <w:rPr>
+                <w:color w:val="000000"/>
+                <w:sz w:val="16"/>
+              </w:rPr>
+              <w:t>)</w:t>
             </w:r>
           </w:p>
         </w:tc>
@@ -8041,7 +9072,23 @@
                 <w:color w:val="000000"/>
                 <w:sz w:val="16"/>
               </w:rPr>
-              <w:t>Cursor path length (px)</w:t>
+              <w:t>Cursor path length (</w:t>
+            </w:r>
+            <w:proofErr w:type="spellStart"/>
+            <w:r>
+              <w:rPr>
+                <w:color w:val="000000"/>
+                <w:sz w:val="16"/>
+              </w:rPr>
+              <w:t>px</w:t>
+            </w:r>
+            <w:proofErr w:type="spellEnd"/>
+            <w:r>
+              <w:rPr>
+                <w:color w:val="000000"/>
+                <w:sz w:val="16"/>
+              </w:rPr>
+              <w:t>)</w:t>
             </w:r>
           </w:p>
         </w:tc>
@@ -8151,7 +9198,23 @@
                 <w:color w:val="000000"/>
                 <w:sz w:val="16"/>
               </w:rPr>
-              <w:t>Movement jitter estimate (px)</w:t>
+              <w:t>Movement jitter estimate (</w:t>
+            </w:r>
+            <w:proofErr w:type="spellStart"/>
+            <w:r>
+              <w:rPr>
+                <w:color w:val="000000"/>
+                <w:sz w:val="16"/>
+              </w:rPr>
+              <w:t>px</w:t>
+            </w:r>
+            <w:proofErr w:type="spellEnd"/>
+            <w:r>
+              <w:rPr>
+                <w:color w:val="000000"/>
+                <w:sz w:val="16"/>
+              </w:rPr>
+              <w:t>)</w:t>
             </w:r>
           </w:p>
         </w:tc>
@@ -8196,6 +9259,7 @@
     <w:p>
       <w:pPr>
         <w:pStyle w:val="BodyText"/>
+        <w:ind w:firstLine="720"/>
         <w:jc w:val="both"/>
       </w:pPr>
       <w:r>
@@ -8255,7 +9319,21 @@
         <w:rPr>
           <w:color w:val="000000"/>
         </w:rPr>
-        <w:t xml:space="preserve">, vol. 14, p. 102048, 2026, doi: </w:t>
+        <w:t xml:space="preserve">, vol. 14, p. 102048, 2026, </w:t>
+      </w:r>
+      <w:proofErr w:type="spellStart"/>
+      <w:r>
+        <w:rPr>
+          <w:color w:val="000000"/>
+        </w:rPr>
+        <w:t>doi</w:t>
+      </w:r>
+      <w:proofErr w:type="spellEnd"/>
+      <w:r>
+        <w:rPr>
+          <w:color w:val="000000"/>
+        </w:rPr>
+        <w:t xml:space="preserve">: </w:t>
       </w:r>
       <w:hyperlink r:id="rId5">
         <w:r>
@@ -8302,7 +9380,21 @@
         <w:rPr>
           <w:color w:val="000000"/>
         </w:rPr>
-        <w:t xml:space="preserve">, vol. 80, pp. 10473–10490, 2021, doi: </w:t>
+        <w:t xml:space="preserve">, vol. 80, pp. 10473–10490, 2021, </w:t>
+      </w:r>
+      <w:proofErr w:type="spellStart"/>
+      <w:r>
+        <w:rPr>
+          <w:color w:val="000000"/>
+        </w:rPr>
+        <w:t>doi</w:t>
+      </w:r>
+      <w:proofErr w:type="spellEnd"/>
+      <w:r>
+        <w:rPr>
+          <w:color w:val="000000"/>
+        </w:rPr>
+        <w:t xml:space="preserve">: </w:t>
       </w:r>
       <w:hyperlink r:id="rId6">
         <w:r>
@@ -8335,7 +9427,21 @@
           <w:color w:val="000000"/>
         </w:rPr>
         <w:tab/>
-        <w:t xml:space="preserve">E. Uboweja, D. Tian, Q. Wang, Y.-C. Kuo, J. Zou, L. Wang, G. Sung, and M. Grundmann, “On-Device Real-Time Custom Hand Gesture Recognition,” in </w:t>
+        <w:t xml:space="preserve">E. </w:t>
+      </w:r>
+      <w:proofErr w:type="spellStart"/>
+      <w:r>
+        <w:rPr>
+          <w:color w:val="000000"/>
+        </w:rPr>
+        <w:t>Uboweja</w:t>
+      </w:r>
+      <w:proofErr w:type="spellEnd"/>
+      <w:r>
+        <w:rPr>
+          <w:color w:val="000000"/>
+        </w:rPr>
+        <w:t xml:space="preserve">, D. Tian, Q. Wang, Y.-C. Kuo, J. Zou, L. Wang, G. Sung, and M. Grundmann, “On-Device Real-Time Custom Hand Gesture Recognition,” in </w:t>
       </w:r>
       <w:r>
         <w:rPr>
@@ -8371,15 +9477,53 @@
           <w:color w:val="000000"/>
         </w:rPr>
         <w:tab/>
-        <w:t xml:space="preserve">C. Lugaresi, J. Tang, H. Nash, C. McClanahan, E. Uboweja, M. Hays, F. Zhang, C.-L. Chang, M. G. Yong, J. Lee, W.-T. Chang, W. Hua, M. Georg, and M. Grundmann, </w:t>
-      </w:r>
+        <w:t xml:space="preserve">C. </w:t>
+      </w:r>
+      <w:proofErr w:type="spellStart"/>
+      <w:r>
+        <w:rPr>
+          <w:color w:val="000000"/>
+        </w:rPr>
+        <w:t>Lugaresi</w:t>
+      </w:r>
+      <w:proofErr w:type="spellEnd"/>
+      <w:r>
+        <w:rPr>
+          <w:color w:val="000000"/>
+        </w:rPr>
+        <w:t xml:space="preserve">, J. Tang, H. Nash, C. McClanahan, E. </w:t>
+      </w:r>
+      <w:proofErr w:type="spellStart"/>
+      <w:r>
+        <w:rPr>
+          <w:color w:val="000000"/>
+        </w:rPr>
+        <w:t>Uboweja</w:t>
+      </w:r>
+      <w:proofErr w:type="spellEnd"/>
+      <w:r>
+        <w:rPr>
+          <w:color w:val="000000"/>
+        </w:rPr>
+        <w:t xml:space="preserve">, M. Hays, F. Zhang, C.-L. Chang, M. G. Yong, J. Lee, W.-T. Chang, W. Hua, M. Georg, and M. Grundmann, </w:t>
+      </w:r>
+      <w:proofErr w:type="spellStart"/>
       <w:r>
         <w:rPr>
           <w:i/>
           <w:iCs/>
           <w:color w:val="000000"/>
         </w:rPr>
-        <w:t>MediaPipe: A Framework for Building Perception Pipelines</w:t>
+        <w:t>MediaPipe</w:t>
+      </w:r>
+      <w:proofErr w:type="spellEnd"/>
+      <w:r>
+        <w:rPr>
+          <w:i/>
+          <w:iCs/>
+          <w:color w:val="000000"/>
+        </w:rPr>
+        <w:t>: A Framework for Building Perception Pipelines</w:t>
       </w:r>
       <w:r>
         <w:rPr>
@@ -8418,15 +9562,39 @@
           <w:color w:val="000000"/>
         </w:rPr>
         <w:tab/>
-        <w:t xml:space="preserve">F. Zhang, V. Bazarevsky, A. Vakunov, A. Tkachenka, G. Sung, C.-L. Chang, and M. Grundmann, </w:t>
-      </w:r>
+        <w:t xml:space="preserve">F. Zhang, V. Bazarevsky, A. Vakunov, A. </w:t>
+      </w:r>
+      <w:proofErr w:type="spellStart"/>
+      <w:r>
+        <w:rPr>
+          <w:color w:val="000000"/>
+        </w:rPr>
+        <w:t>Tkachenka</w:t>
+      </w:r>
+      <w:proofErr w:type="spellEnd"/>
+      <w:r>
+        <w:rPr>
+          <w:color w:val="000000"/>
+        </w:rPr>
+        <w:t xml:space="preserve">, G. Sung, C.-L. Chang, and M. Grundmann, </w:t>
+      </w:r>
+      <w:proofErr w:type="spellStart"/>
       <w:r>
         <w:rPr>
           <w:i/>
           <w:iCs/>
           <w:color w:val="000000"/>
         </w:rPr>
-        <w:t>MediaPipe Hands: On-device Real-time Hand Tracking</w:t>
+        <w:t>MediaPipe</w:t>
+      </w:r>
+      <w:proofErr w:type="spellEnd"/>
+      <w:r>
+        <w:rPr>
+          <w:i/>
+          <w:iCs/>
+          <w:color w:val="000000"/>
+        </w:rPr>
+        <w:t xml:space="preserve"> Hands: On-device Real-time Hand Tracking</w:t>
       </w:r>
       <w:r>
         <w:rPr>
@@ -8520,21 +9688,27 @@
           <w:iCs/>
           <w:color w:val="000000"/>
         </w:rPr>
-        <w:t xml:space="preserve">Journal of </w:t>
-      </w:r>
-      <w:r>
-        <w:rPr>
-          <w:i/>
-          <w:iCs/>
-          <w:color w:val="000000"/>
-        </w:rPr>
-        <w:t>Experimental Psychology</w:t>
-      </w:r>
-      <w:r>
-        <w:rPr>
-          <w:color w:val="000000"/>
-        </w:rPr>
-        <w:t xml:space="preserve">, vol. 47, no. 6, pp. 381–391, 1954, doi: </w:t>
+        <w:t>Journal of Experimental Psychology</w:t>
+      </w:r>
+      <w:r>
+        <w:rPr>
+          <w:color w:val="000000"/>
+        </w:rPr>
+        <w:t xml:space="preserve">, vol. 47, no. 6, pp. 381–391, 1954, </w:t>
+      </w:r>
+      <w:proofErr w:type="spellStart"/>
+      <w:r>
+        <w:rPr>
+          <w:color w:val="000000"/>
+        </w:rPr>
+        <w:t>doi</w:t>
+      </w:r>
+      <w:proofErr w:type="spellEnd"/>
+      <w:r>
+        <w:rPr>
+          <w:color w:val="000000"/>
+        </w:rPr>
+        <w:t xml:space="preserve">: </w:t>
       </w:r>
       <w:hyperlink r:id="rId10">
         <w:r>
@@ -8567,7 +9741,21 @@
           <w:color w:val="000000"/>
         </w:rPr>
         <w:tab/>
-        <w:t xml:space="preserve">I. S. MacKenzie, “Fitts’ Law as a Research and Design Tool in Human-Computer Interaction,” </w:t>
+        <w:t>I. S. MacKenzie, “</w:t>
+      </w:r>
+      <w:proofErr w:type="spellStart"/>
+      <w:r>
+        <w:rPr>
+          <w:color w:val="000000"/>
+        </w:rPr>
+        <w:t>Fitts’</w:t>
+      </w:r>
+      <w:proofErr w:type="spellEnd"/>
+      <w:r>
+        <w:rPr>
+          <w:color w:val="000000"/>
+        </w:rPr>
+        <w:t xml:space="preserve"> Law as a Research and Design Tool in Human-Computer Interaction,” </w:t>
       </w:r>
       <w:r>
         <w:rPr>
@@ -8581,7 +9769,21 @@
         <w:rPr>
           <w:color w:val="000000"/>
         </w:rPr>
-        <w:t xml:space="preserve">, vol. 7, no. 1, pp. 91–139, 1992, doi: </w:t>
+        <w:t xml:space="preserve">, vol. 7, no. 1, pp. 91–139, 1992, </w:t>
+      </w:r>
+      <w:proofErr w:type="spellStart"/>
+      <w:r>
+        <w:rPr>
+          <w:color w:val="000000"/>
+        </w:rPr>
+        <w:t>doi</w:t>
+      </w:r>
+      <w:proofErr w:type="spellEnd"/>
+      <w:r>
+        <w:rPr>
+          <w:color w:val="000000"/>
+        </w:rPr>
+        <w:t xml:space="preserve">: </w:t>
       </w:r>
       <w:hyperlink r:id="rId11">
         <w:r>
@@ -8697,15 +9899,38 @@
           <w:color w:val="000000"/>
         </w:rPr>
         <w:tab/>
-        <w:t xml:space="preserve">pygame developers, </w:t>
-      </w:r>
+      </w:r>
+      <w:proofErr w:type="spellStart"/>
+      <w:r>
+        <w:rPr>
+          <w:color w:val="000000"/>
+        </w:rPr>
+        <w:t>pygame</w:t>
+      </w:r>
+      <w:proofErr w:type="spellEnd"/>
+      <w:r>
+        <w:rPr>
+          <w:color w:val="000000"/>
+        </w:rPr>
+        <w:t xml:space="preserve"> developers, </w:t>
+      </w:r>
+      <w:proofErr w:type="spellStart"/>
       <w:r>
         <w:rPr>
           <w:i/>
           <w:iCs/>
           <w:color w:val="000000"/>
         </w:rPr>
-        <w:t>Pygame Documentation</w:t>
+        <w:t>Pygame</w:t>
+      </w:r>
+      <w:proofErr w:type="spellEnd"/>
+      <w:r>
+        <w:rPr>
+          <w:i/>
+          <w:iCs/>
+          <w:color w:val="000000"/>
+        </w:rPr>
+        <w:t xml:space="preserve"> Documentation</w:t>
       </w:r>
       <w:r>
         <w:rPr>
